--- a/QTQLĐT&HTQT03/QTQLĐT&HTQT03BM28.docx
+++ b/QTQLĐT&HTQT03/QTQLĐT&HTQT03BM28.docx
@@ -1,8 +1,1418 @@
 
 <file path=word/document.xml><?xml version="1.0" encoding="utf-8"?>
-<w:document xmlns:wpc="http://schemas.microsoft.com/office/word/2010/wordprocessingCanvas" xmlns:cx="http://schemas.microsoft.com/office/drawing/2014/chartex" xmlns:cx1="http://schemas.microsoft.com/office/drawing/2015/9/8/chartex" xmlns:cx2="http://schemas.microsoft.com/office/drawing/2015/10/21/chartex" xmlns:cx3="http://schemas.microsoft.com/office/drawing/2016/5/9/chartex" xmlns:cx4="http://schemas.microsoft.com/office/drawing/2016/5/10/chartex" xmlns:cx5="http://schemas.microsoft.com/office/drawing/2016/5/11/chartex" xmlns:cx6="http://schemas.microsoft.com/office/drawing/2016/5/12/chartex" xmlns:cx7="http://schemas.microsoft.com/office/drawing/2016/5/13/chartex" xmlns:cx8="http://schemas.microsoft.com/office/drawing/2016/5/14/chartex" xmlns:mc="http://schemas.openxmlformats.org/markup-compatibility/2006" xmlns:aink="http://schemas.microsoft.com/office/drawing/2016/ink" xmlns:am3d="http://schemas.microsoft.com/office/drawing/2017/model3d" xmlns:o="urn:schemas-microsoft-com:office:office" xmlns:oel="http://schemas.microsoft.com/office/2019/extlst" xmlns:r="http://schemas.openxmlformats.org/officeDocument/2006/relationships" xmlns:m="http://schemas.openxmlformats.org/officeDocument/2006/math" xmlns:v="urn:schemas-microsoft-com:vml" xmlns:wp14="http://schemas.microsoft.com/office/word/2010/wordprocessingDrawing" xmlns:wp="http://schemas.openxmlformats.org/drawingml/2006/wordprocessingDrawing" xmlns:w10="urn:schemas-microsoft-com:office:word" xmlns:w="http://schemas.openxmlformats.org/wordprocessingml/2006/main" xmlns:w14="http://schemas.microsoft.com/office/word/2010/wordml" xmlns:w15="http://schemas.microsoft.com/office/word/2012/wordml" xmlns:w16cex="http://schemas.microsoft.com/office/word/2018/wordml/cex" xmlns:w16cid="http://schemas.microsoft.com/office/word/2016/wordml/cid" xmlns:w16="http://schemas.microsoft.com/office/word/2018/wordml" xmlns:w16sdtdh="http://schemas.microsoft.com/office/word/2020/wordml/sdtdatahash" xmlns:w16se="http://schemas.microsoft.com/office/word/2015/wordml/symex" xmlns:wpg="http://schemas.microsoft.com/office/word/2010/wordprocessingGroup" xmlns:wpi="http://schemas.microsoft.com/office/word/2010/wordprocessingInk" xmlns:wne="http://schemas.microsoft.com/office/word/2006/wordml" xmlns:wps="http://schemas.microsoft.com/office/word/2010/wordprocessingShape" mc:Ignorable="w14 w15 w16se w16cid w16 w16cex w16sdtdh wp14">
+<w:document xmlns:wpc="http://schemas.microsoft.com/office/word/2010/wordprocessingCanvas" xmlns:cx="http://schemas.microsoft.com/office/drawing/2014/chartex" xmlns:cx1="http://schemas.microsoft.com/office/drawing/2015/9/8/chartex" xmlns:cx2="http://schemas.microsoft.com/office/drawing/2015/10/21/chartex" xmlns:cx3="http://schemas.microsoft.com/office/drawing/2016/5/9/chartex" xmlns:cx4="http://schemas.microsoft.com/office/drawing/2016/5/10/chartex" xmlns:cx5="http://schemas.microsoft.com/office/drawing/2016/5/11/chartex" xmlns:cx6="http://schemas.microsoft.com/office/drawing/2016/5/12/chartex" xmlns:cx7="http://schemas.microsoft.com/office/drawing/2016/5/13/chartex" xmlns:cx8="http://schemas.microsoft.com/office/drawing/2016/5/14/chartex" xmlns:mc="http://schemas.openxmlformats.org/markup-compatibility/2006" xmlns:aink="http://schemas.microsoft.com/office/drawing/2016/ink" xmlns:am3d="http://schemas.microsoft.com/office/drawing/2017/model3d" xmlns:o="urn:schemas-microsoft-com:office:office" xmlns:oel="http://schemas.microsoft.com/office/2019/extlst" xmlns:r="http://schemas.openxmlformats.org/officeDocument/2006/relationships" xmlns:m="http://schemas.openxmlformats.org/officeDocument/2006/math" xmlns:v="urn:schemas-microsoft-com:vml" xmlns:wp14="http://schemas.microsoft.com/office/word/2010/wordprocessingDrawing" xmlns:wp="http://schemas.openxmlformats.org/drawingml/2006/wordprocessingDrawing" xmlns:w10="urn:schemas-microsoft-com:office:word" xmlns:w="http://schemas.openxmlformats.org/wordprocessingml/2006/main" xmlns:w14="http://schemas.microsoft.com/office/word/2010/wordml" xmlns:w15="http://schemas.microsoft.com/office/word/2012/wordml" xmlns:w16cex="http://schemas.microsoft.com/office/word/2018/wordml/cex" xmlns:w16cid="http://schemas.microsoft.com/office/word/2016/wordml/cid" xmlns:w16="http://schemas.microsoft.com/office/word/2018/wordml" xmlns:w16du="http://schemas.microsoft.com/office/word/2023/wordml/word16du" xmlns:w16sdtdh="http://schemas.microsoft.com/office/word/2020/wordml/sdtdatahash" xmlns:w16sdtfl="http://schemas.microsoft.com/office/word/2024/wordml/sdtformatlock" xmlns:w16se="http://schemas.microsoft.com/office/word/2015/wordml/symex" xmlns:wpg="http://schemas.microsoft.com/office/word/2010/wordprocessingGroup" xmlns:wpi="http://schemas.microsoft.com/office/word/2010/wordprocessingInk" xmlns:wne="http://schemas.microsoft.com/office/word/2006/wordml" xmlns:wps="http://schemas.microsoft.com/office/word/2010/wordprocessingShape" mc:Ignorable="w14 w15 w16se w16cid w16 w16cex w16sdtdh w16sdtfl w16du wp14">
   <w:body>
-    <w:p/>
+    <w:tbl>
+      <w:tblPr>
+        <w:tblW w:w="9214" w:type="dxa"/>
+        <w:tblInd w:w="108" w:type="dxa"/>
+        <w:tblLook w:val="04A0" w:firstRow="1" w:lastRow="0" w:firstColumn="1" w:lastColumn="0" w:noHBand="0" w:noVBand="1"/>
+      </w:tblPr>
+      <w:tblGrid>
+        <w:gridCol w:w="2977"/>
+        <w:gridCol w:w="6237"/>
+      </w:tblGrid>
+      <w:tr>
+        <w:trPr>
+          <w:trHeight w:val="990"/>
+        </w:trPr>
+        <w:tc>
+          <w:tcPr>
+            <w:tcW w:w="2977" w:type="dxa"/>
+          </w:tcPr>
+          <w:p>
+            <w:pPr>
+              <w:shd w:val="clear" w:color="auto" w:fill="FFFFFF" w:themeFill="background1"/>
+              <w:spacing w:after="0" w:line="276" w:lineRule="auto"/>
+              <w:jc w:val="center"/>
+              <w:rPr>
+                <w:color w:val="000000" w:themeColor="text1"/>
+              </w:rPr>
+            </w:pPr>
+            <w:r>
+              <w:rPr>
+                <w:color w:val="000000" w:themeColor="text1"/>
+              </w:rPr>
+              <w:t>BỘ Y TẾ</w:t>
+            </w:r>
+          </w:p>
+          <w:p>
+            <w:pPr>
+              <w:shd w:val="clear" w:color="auto" w:fill="FFFFFF" w:themeFill="background1"/>
+              <w:spacing w:after="0" w:line="276" w:lineRule="auto"/>
+              <w:jc w:val="center"/>
+              <w:rPr>
+                <w:b/>
+                <w:color w:val="000000" w:themeColor="text1"/>
+              </w:rPr>
+            </w:pPr>
+            <w:r>
+              <w:rPr>
+                <w:b/>
+                <w:color w:val="000000" w:themeColor="text1"/>
+              </w:rPr>
+              <w:t xml:space="preserve">BỆNH VIỆN PHỤ SẢN </w:t>
+            </w:r>
+          </w:p>
+          <w:p>
+            <w:pPr>
+              <w:shd w:val="clear" w:color="auto" w:fill="FFFFFF" w:themeFill="background1"/>
+              <w:spacing w:after="0" w:line="276" w:lineRule="auto"/>
+              <w:jc w:val="center"/>
+              <w:rPr>
+                <w:color w:val="000000" w:themeColor="text1"/>
+                <w:sz w:val="26"/>
+                <w:szCs w:val="26"/>
+              </w:rPr>
+            </w:pPr>
+            <w:r>
+              <w:rPr>
+                <w:noProof/>
+                <w:color w:val="000000" w:themeColor="text1"/>
+              </w:rPr>
+              <mc:AlternateContent>
+                <mc:Choice Requires="wps">
+                  <w:drawing>
+                    <wp:anchor distT="0" distB="0" distL="114300" distR="114300" simplePos="0" relativeHeight="251660288" behindDoc="0" locked="0" layoutInCell="1" allowOverlap="1" wp14:anchorId="0C6FD827" wp14:editId="39C3FFF9">
+                      <wp:simplePos x="0" y="0"/>
+                      <wp:positionH relativeFrom="column">
+                        <wp:posOffset>314960</wp:posOffset>
+                      </wp:positionH>
+                      <wp:positionV relativeFrom="paragraph">
+                        <wp:posOffset>169545</wp:posOffset>
+                      </wp:positionV>
+                      <wp:extent cx="993775" cy="0"/>
+                      <wp:effectExtent l="0" t="0" r="15875" b="19050"/>
+                      <wp:wrapNone/>
+                      <wp:docPr id="273762218" name="Straight Arrow Connector 109"/>
+                      <wp:cNvGraphicFramePr>
+                        <a:graphicFrameLocks xmlns:a="http://schemas.openxmlformats.org/drawingml/2006/main"/>
+                      </wp:cNvGraphicFramePr>
+                      <a:graphic xmlns:a="http://schemas.openxmlformats.org/drawingml/2006/main">
+                        <a:graphicData uri="http://schemas.microsoft.com/office/word/2010/wordprocessingShape">
+                          <wps:wsp>
+                            <wps:cNvCnPr>
+                              <a:cxnSpLocks noChangeShapeType="1"/>
+                            </wps:cNvCnPr>
+                            <wps:spPr bwMode="auto">
+                              <a:xfrm>
+                                <a:off x="0" y="0"/>
+                                <a:ext cx="993775" cy="0"/>
+                              </a:xfrm>
+                              <a:prstGeom prst="straightConnector1">
+                                <a:avLst/>
+                              </a:prstGeom>
+                              <a:noFill/>
+                              <a:ln w="9525">
+                                <a:solidFill>
+                                  <a:srgbClr val="000000"/>
+                                </a:solidFill>
+                                <a:round/>
+                                <a:headEnd/>
+                                <a:tailEnd/>
+                              </a:ln>
+                              <a:extLst>
+                                <a:ext uri="{909E8E84-426E-40DD-AFC4-6F175D3DCCD1}">
+                                  <a14:hiddenFill xmlns:a14="http://schemas.microsoft.com/office/drawing/2010/main">
+                                    <a:noFill/>
+                                  </a14:hiddenFill>
+                                </a:ext>
+                              </a:extLst>
+                            </wps:spPr>
+                            <wps:bodyPr/>
+                          </wps:wsp>
+                        </a:graphicData>
+                      </a:graphic>
+                      <wp14:sizeRelH relativeFrom="page">
+                        <wp14:pctWidth>0</wp14:pctWidth>
+                      </wp14:sizeRelH>
+                      <wp14:sizeRelV relativeFrom="page">
+                        <wp14:pctHeight>0</wp14:pctHeight>
+                      </wp14:sizeRelV>
+                    </wp:anchor>
+                  </w:drawing>
+                </mc:Choice>
+                <mc:Fallback>
+                  <w:pict>
+                    <v:shapetype w14:anchorId="68DABDAF" id="_x0000_t32" coordsize="21600,21600" o:spt="32" o:oned="t" path="m,l21600,21600e" filled="f">
+                      <v:path arrowok="t" fillok="f" o:connecttype="none"/>
+                      <o:lock v:ext="edit" shapetype="t"/>
+                    </v:shapetype>
+                    <v:shape id="Straight Arrow Connector 109" o:spid="_x0000_s1026" type="#_x0000_t32" style="position:absolute;margin-left:24.8pt;margin-top:13.35pt;width:78.25pt;height:0;z-index:251660288;visibility:visible;mso-wrap-style:square;mso-width-percent:0;mso-height-percent:0;mso-wrap-distance-left:9pt;mso-wrap-distance-top:0;mso-wrap-distance-right:9pt;mso-wrap-distance-bottom:0;mso-position-horizontal:absolute;mso-position-horizontal-relative:text;mso-position-vertical:absolute;mso-position-vertical-relative:text;mso-width-percent:0;mso-height-percent:0;mso-width-relative:page;mso-height-relative:page" o:gfxdata="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"/>
+                  </w:pict>
+                </mc:Fallback>
+              </mc:AlternateContent>
+            </w:r>
+            <w:r>
+              <w:rPr>
+                <w:b/>
+                <w:color w:val="000000" w:themeColor="text1"/>
+              </w:rPr>
+              <w:t>TRUNG ƯƠNG</w:t>
+            </w:r>
+          </w:p>
+        </w:tc>
+        <w:tc>
+          <w:tcPr>
+            <w:tcW w:w="6237" w:type="dxa"/>
+          </w:tcPr>
+          <w:p>
+            <w:pPr>
+              <w:shd w:val="clear" w:color="auto" w:fill="FFFFFF" w:themeFill="background1"/>
+              <w:spacing w:after="0" w:line="276" w:lineRule="auto"/>
+              <w:jc w:val="center"/>
+              <w:rPr>
+                <w:b/>
+                <w:color w:val="000000" w:themeColor="text1"/>
+              </w:rPr>
+            </w:pPr>
+            <w:r>
+              <w:rPr>
+                <w:b/>
+                <w:color w:val="000000" w:themeColor="text1"/>
+              </w:rPr>
+              <w:t>CỘNG HÒA XÃ HỘI CHỦ NGHĨA VIỆT NAM</w:t>
+            </w:r>
+          </w:p>
+          <w:p>
+            <w:pPr>
+              <w:shd w:val="clear" w:color="auto" w:fill="FFFFFF" w:themeFill="background1"/>
+              <w:spacing w:after="0" w:line="276" w:lineRule="auto"/>
+              <w:jc w:val="center"/>
+              <w:rPr>
+                <w:b/>
+                <w:color w:val="000000" w:themeColor="text1"/>
+                <w:sz w:val="26"/>
+                <w:szCs w:val="26"/>
+              </w:rPr>
+            </w:pPr>
+            <w:r>
+              <w:rPr>
+                <w:b/>
+                <w:color w:val="000000" w:themeColor="text1"/>
+                <w:sz w:val="26"/>
+                <w:szCs w:val="26"/>
+              </w:rPr>
+              <w:t>Độc lập - Tự do - Hạnh phúc</w:t>
+            </w:r>
+          </w:p>
+          <w:p>
+            <w:pPr>
+              <w:shd w:val="clear" w:color="auto" w:fill="FFFFFF" w:themeFill="background1"/>
+              <w:spacing w:after="0" w:line="276" w:lineRule="auto"/>
+              <w:rPr>
+                <w:b/>
+                <w:color w:val="000000" w:themeColor="text1"/>
+                <w:sz w:val="26"/>
+                <w:szCs w:val="26"/>
+              </w:rPr>
+            </w:pPr>
+            <w:r>
+              <w:rPr>
+                <w:b/>
+                <w:noProof/>
+                <w:color w:val="000000" w:themeColor="text1"/>
+                <w:sz w:val="26"/>
+                <w:szCs w:val="26"/>
+              </w:rPr>
+              <mc:AlternateContent>
+                <mc:Choice Requires="wps">
+                  <w:drawing>
+                    <wp:anchor distT="0" distB="0" distL="114300" distR="114300" simplePos="0" relativeHeight="251661312" behindDoc="0" locked="0" layoutInCell="1" allowOverlap="1" wp14:anchorId="2F3FC8F4" wp14:editId="3D0CF5C8">
+                      <wp:simplePos x="0" y="0"/>
+                      <wp:positionH relativeFrom="column">
+                        <wp:posOffset>888365</wp:posOffset>
+                      </wp:positionH>
+                      <wp:positionV relativeFrom="paragraph">
+                        <wp:posOffset>3175</wp:posOffset>
+                      </wp:positionV>
+                      <wp:extent cx="1872615" cy="0"/>
+                      <wp:effectExtent l="0" t="0" r="13335" b="19050"/>
+                      <wp:wrapNone/>
+                      <wp:docPr id="1266288070" name="Straight Arrow Connector 108"/>
+                      <wp:cNvGraphicFramePr>
+                        <a:graphicFrameLocks xmlns:a="http://schemas.openxmlformats.org/drawingml/2006/main"/>
+                      </wp:cNvGraphicFramePr>
+                      <a:graphic xmlns:a="http://schemas.openxmlformats.org/drawingml/2006/main">
+                        <a:graphicData uri="http://schemas.microsoft.com/office/word/2010/wordprocessingShape">
+                          <wps:wsp>
+                            <wps:cNvCnPr>
+                              <a:cxnSpLocks noChangeShapeType="1"/>
+                            </wps:cNvCnPr>
+                            <wps:spPr bwMode="auto">
+                              <a:xfrm>
+                                <a:off x="0" y="0"/>
+                                <a:ext cx="1872615" cy="0"/>
+                              </a:xfrm>
+                              <a:prstGeom prst="straightConnector1">
+                                <a:avLst/>
+                              </a:prstGeom>
+                              <a:noFill/>
+                              <a:ln w="9525">
+                                <a:solidFill>
+                                  <a:srgbClr val="000000"/>
+                                </a:solidFill>
+                                <a:round/>
+                                <a:headEnd/>
+                                <a:tailEnd/>
+                              </a:ln>
+                              <a:extLst>
+                                <a:ext uri="{909E8E84-426E-40DD-AFC4-6F175D3DCCD1}">
+                                  <a14:hiddenFill xmlns:a14="http://schemas.microsoft.com/office/drawing/2010/main">
+                                    <a:noFill/>
+                                  </a14:hiddenFill>
+                                </a:ext>
+                              </a:extLst>
+                            </wps:spPr>
+                            <wps:bodyPr/>
+                          </wps:wsp>
+                        </a:graphicData>
+                      </a:graphic>
+                      <wp14:sizeRelH relativeFrom="page">
+                        <wp14:pctWidth>0</wp14:pctWidth>
+                      </wp14:sizeRelH>
+                      <wp14:sizeRelV relativeFrom="page">
+                        <wp14:pctHeight>0</wp14:pctHeight>
+                      </wp14:sizeRelV>
+                    </wp:anchor>
+                  </w:drawing>
+                </mc:Choice>
+                <mc:Fallback>
+                  <w:pict>
+                    <v:shape w14:anchorId="11080FCF" id="Straight Arrow Connector 108" o:spid="_x0000_s1026" type="#_x0000_t32" style="position:absolute;margin-left:69.95pt;margin-top:.25pt;width:147.45pt;height:0;z-index:251661312;visibility:visible;mso-wrap-style:square;mso-width-percent:0;mso-height-percent:0;mso-wrap-distance-left:9pt;mso-wrap-distance-top:0;mso-wrap-distance-right:9pt;mso-wrap-distance-bottom:0;mso-position-horizontal:absolute;mso-position-horizontal-relative:text;mso-position-vertical:absolute;mso-position-vertical-relative:text;mso-width-percent:0;mso-height-percent:0;mso-width-relative:page;mso-height-relative:page" o:gfxdata="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"/>
+                  </w:pict>
+                </mc:Fallback>
+              </mc:AlternateContent>
+            </w:r>
+          </w:p>
+        </w:tc>
+      </w:tr>
+      <w:tr>
+        <w:tc>
+          <w:tcPr>
+            <w:tcW w:w="2977" w:type="dxa"/>
+          </w:tcPr>
+          <w:p>
+            <w:pPr>
+              <w:shd w:val="clear" w:color="auto" w:fill="FFFFFF" w:themeFill="background1"/>
+              <w:spacing w:after="0" w:line="276" w:lineRule="auto"/>
+              <w:jc w:val="center"/>
+              <w:rPr>
+                <w:color w:val="000000" w:themeColor="text1"/>
+                <w:sz w:val="26"/>
+                <w:szCs w:val="26"/>
+              </w:rPr>
+            </w:pPr>
+            <w:r>
+              <w:rPr>
+                <w:color w:val="000000" w:themeColor="text1"/>
+                <w:sz w:val="26"/>
+                <w:szCs w:val="26"/>
+              </w:rPr>
+              <w:t>Số:</w:t>
+            </w:r>
+            <w:r>
+              <w:rPr>
+                <w:color w:val="000000" w:themeColor="text1"/>
+                <w:sz w:val="26"/>
+                <w:szCs w:val="26"/>
+              </w:rPr>
+              <w:t>[[So]]</w:t>
+            </w:r>
+            <w:r>
+              <w:rPr>
+                <w:color w:val="000000" w:themeColor="text1"/>
+                <w:sz w:val="26"/>
+                <w:szCs w:val="26"/>
+              </w:rPr>
+              <w:t xml:space="preserve"> /QĐ-PSTW</w:t>
+            </w:r>
+          </w:p>
+        </w:tc>
+        <w:tc>
+          <w:tcPr>
+            <w:tcW w:w="6237" w:type="dxa"/>
+          </w:tcPr>
+          <w:p>
+            <w:pPr>
+              <w:shd w:val="clear" w:color="auto" w:fill="FFFFFF" w:themeFill="background1"/>
+              <w:spacing w:after="0" w:line="276" w:lineRule="auto"/>
+              <w:jc w:val="right"/>
+              <w:rPr>
+                <w:i/>
+                <w:color w:val="000000" w:themeColor="text1"/>
+                <w:sz w:val="26"/>
+                <w:szCs w:val="26"/>
+              </w:rPr>
+            </w:pPr>
+            <w:r>
+              <w:rPr>
+                <w:i/>
+                <w:color w:val="000000" w:themeColor="text1"/>
+                <w:sz w:val="26"/>
+                <w:szCs w:val="26"/>
+              </w:rPr>
+              <w:t xml:space="preserve">Hà Nội, </w:t>
+            </w:r>
+            <w:r>
+              <w:rPr>
+                <w:i/>
+                <w:color w:val="000000" w:themeColor="text1"/>
+                <w:sz w:val="26"/>
+                <w:szCs w:val="26"/>
+              </w:rPr>
+              <w:t>[[</w:t>
+            </w:r>
+            <w:r>
+              <w:rPr>
+                <w:i/>
+                <w:color w:val="000000" w:themeColor="text1"/>
+                <w:sz w:val="26"/>
+                <w:szCs w:val="26"/>
+              </w:rPr>
+              <w:t>NgayThangNamHienTaiDayDu</w:t>
+            </w:r>
+            <w:r>
+              <w:rPr>
+                <w:i/>
+                <w:color w:val="000000" w:themeColor="text1"/>
+                <w:sz w:val="26"/>
+                <w:szCs w:val="26"/>
+              </w:rPr>
+              <w:t>]]</w:t>
+            </w:r>
+            <w:r>
+              <w:rPr>
+                <w:i/>
+                <w:color w:val="000000" w:themeColor="text1"/>
+                <w:sz w:val="26"/>
+                <w:szCs w:val="26"/>
+              </w:rPr>
+              <w:t xml:space="preserve"> </w:t>
+            </w:r>
+          </w:p>
+        </w:tc>
+      </w:tr>
+    </w:tbl>
+    <w:p>
+      <w:pPr>
+        <w:shd w:val="clear" w:color="auto" w:fill="FFFFFF" w:themeFill="background1"/>
+        <w:spacing w:after="0" w:line="300" w:lineRule="auto"/>
+        <w:ind w:firstLine="360"/>
+        <w:rPr>
+          <w:b/>
+          <w:color w:val="000000" w:themeColor="text1"/>
+          <w:sz w:val="12"/>
+          <w:szCs w:val="12"/>
+        </w:rPr>
+      </w:pPr>
+    </w:p>
+    <w:p>
+      <w:pPr>
+        <w:shd w:val="clear" w:color="auto" w:fill="FFFFFF" w:themeFill="background1"/>
+        <w:spacing w:after="0" w:line="300" w:lineRule="auto"/>
+        <w:ind w:firstLine="360"/>
+        <w:jc w:val="center"/>
+        <w:rPr>
+          <w:b/>
+          <w:color w:val="000000" w:themeColor="text1"/>
+          <w:sz w:val="26"/>
+          <w:szCs w:val="26"/>
+        </w:rPr>
+      </w:pPr>
+      <w:r>
+        <w:rPr>
+          <w:b/>
+          <w:color w:val="000000" w:themeColor="text1"/>
+          <w:sz w:val="26"/>
+          <w:szCs w:val="26"/>
+        </w:rPr>
+        <w:t>QUYẾT ĐỊNH</w:t>
+      </w:r>
+    </w:p>
+    <w:p>
+      <w:pPr>
+        <w:shd w:val="clear" w:color="auto" w:fill="FFFFFF" w:themeFill="background1"/>
+        <w:spacing w:after="0"/>
+        <w:ind w:firstLine="360"/>
+        <w:jc w:val="center"/>
+        <w:rPr>
+          <w:b/>
+          <w:color w:val="000000" w:themeColor="text1"/>
+          <w:sz w:val="26"/>
+          <w:szCs w:val="26"/>
+          <w:lang w:val="vi-VN"/>
+        </w:rPr>
+      </w:pPr>
+      <w:r>
+        <w:rPr>
+          <w:b/>
+          <w:color w:val="000000" w:themeColor="text1"/>
+          <w:sz w:val="26"/>
+          <w:szCs w:val="26"/>
+        </w:rPr>
+        <w:t xml:space="preserve">Về việc </w:t>
+      </w:r>
+      <w:r>
+        <w:rPr>
+          <w:b/>
+          <w:color w:val="000000" w:themeColor="text1"/>
+          <w:sz w:val="26"/>
+          <w:szCs w:val="26"/>
+          <w:lang w:val="vi-VN"/>
+        </w:rPr>
+        <w:t xml:space="preserve">kết thúc và công nhận kết quả tốt nghiệp cho </w:t>
+      </w:r>
+    </w:p>
+    <w:p>
+      <w:pPr>
+        <w:shd w:val="clear" w:color="auto" w:fill="FFFFFF" w:themeFill="background1"/>
+        <w:spacing w:after="0"/>
+        <w:ind w:firstLine="360"/>
+        <w:jc w:val="center"/>
+        <w:rPr>
+          <w:b/>
+          <w:color w:val="000000" w:themeColor="text1"/>
+          <w:sz w:val="26"/>
+          <w:szCs w:val="26"/>
+          <w:lang w:val="vi-VN"/>
+        </w:rPr>
+      </w:pPr>
+      <w:r>
+        <w:rPr>
+          <w:b/>
+          <w:color w:val="000000" w:themeColor="text1"/>
+          <w:sz w:val="26"/>
+          <w:szCs w:val="26"/>
+          <w:lang w:val="vi-VN"/>
+        </w:rPr>
+        <w:t>học viên khóa đào tạo liên tục “</w:t>
+      </w:r>
+      <w:r>
+        <w:rPr>
+          <w:b/>
+          <w:color w:val="000000" w:themeColor="text1"/>
+          <w:sz w:val="26"/>
+          <w:szCs w:val="26"/>
+        </w:rPr>
+        <w:t xml:space="preserve">[[]] </w:t>
+      </w:r>
+      <w:r>
+        <w:rPr>
+          <w:b/>
+          <w:color w:val="000000" w:themeColor="text1"/>
+          <w:sz w:val="26"/>
+          <w:szCs w:val="26"/>
+          <w:lang w:val="vi-VN"/>
+        </w:rPr>
+        <w:t>tên khóa đào tạo</w:t>
+      </w:r>
+      <w:r>
+        <w:rPr>
+          <w:b/>
+          <w:color w:val="000000" w:themeColor="text1"/>
+          <w:sz w:val="26"/>
+          <w:szCs w:val="26"/>
+        </w:rPr>
+        <w:t xml:space="preserve"> [[]]</w:t>
+      </w:r>
+      <w:r>
+        <w:rPr>
+          <w:b/>
+          <w:color w:val="000000" w:themeColor="text1"/>
+          <w:sz w:val="26"/>
+          <w:szCs w:val="26"/>
+          <w:lang w:val="vi-VN"/>
+        </w:rPr>
+        <w:t>”</w:t>
+      </w:r>
+    </w:p>
+    <w:p>
+      <w:pPr>
+        <w:shd w:val="clear" w:color="auto" w:fill="FFFFFF" w:themeFill="background1"/>
+        <w:spacing w:after="0"/>
+        <w:ind w:firstLine="357"/>
+        <w:jc w:val="center"/>
+        <w:rPr>
+          <w:b/>
+          <w:color w:val="000000" w:themeColor="text1"/>
+          <w:sz w:val="26"/>
+          <w:szCs w:val="26"/>
+        </w:rPr>
+      </w:pPr>
+      <w:r>
+        <w:rPr>
+          <w:b/>
+          <w:color w:val="000000" w:themeColor="text1"/>
+          <w:sz w:val="26"/>
+          <w:szCs w:val="26"/>
+          <w:lang w:val="vi-VN"/>
+        </w:rPr>
+        <w:t xml:space="preserve">Trình độ: cơ bản/nâng cao, Mã số: </w:t>
+      </w:r>
+      <w:r>
+        <w:rPr>
+          <w:b/>
+          <w:color w:val="000000" w:themeColor="text1"/>
+          <w:sz w:val="26"/>
+          <w:szCs w:val="26"/>
+        </w:rPr>
+        <w:t>[[]]</w:t>
+      </w:r>
+    </w:p>
+    <w:p>
+      <w:pPr>
+        <w:shd w:val="clear" w:color="auto" w:fill="FFFFFF" w:themeFill="background1"/>
+        <w:spacing w:after="0"/>
+        <w:rPr>
+          <w:b/>
+          <w:color w:val="000000" w:themeColor="text1"/>
+          <w:sz w:val="26"/>
+          <w:szCs w:val="26"/>
+          <w:lang w:val="vi-VN"/>
+        </w:rPr>
+      </w:pPr>
+      <w:r>
+        <w:rPr>
+          <w:b/>
+          <w:noProof/>
+          <w:color w:val="000000" w:themeColor="text1"/>
+          <w:sz w:val="26"/>
+          <w:szCs w:val="26"/>
+        </w:rPr>
+        <mc:AlternateContent>
+          <mc:Choice Requires="wps">
+            <w:drawing>
+              <wp:anchor distT="0" distB="0" distL="114300" distR="114300" simplePos="0" relativeHeight="251662336" behindDoc="0" locked="0" layoutInCell="1" allowOverlap="1" wp14:anchorId="353DDBE3" wp14:editId="21297254">
+                <wp:simplePos x="0" y="0"/>
+                <wp:positionH relativeFrom="column">
+                  <wp:posOffset>1495192</wp:posOffset>
+                </wp:positionH>
+                <wp:positionV relativeFrom="paragraph">
+                  <wp:posOffset>77068</wp:posOffset>
+                </wp:positionV>
+                <wp:extent cx="2933700" cy="0"/>
+                <wp:effectExtent l="0" t="0" r="19050" b="19050"/>
+                <wp:wrapNone/>
+                <wp:docPr id="742355520" name="Straight Connector 742355520"/>
+                <wp:cNvGraphicFramePr/>
+                <a:graphic xmlns:a="http://schemas.openxmlformats.org/drawingml/2006/main">
+                  <a:graphicData uri="http://schemas.microsoft.com/office/word/2010/wordprocessingShape">
+                    <wps:wsp>
+                      <wps:cNvCnPr/>
+                      <wps:spPr>
+                        <a:xfrm>
+                          <a:off x="0" y="0"/>
+                          <a:ext cx="2933700" cy="0"/>
+                        </a:xfrm>
+                        <a:prstGeom prst="line">
+                          <a:avLst/>
+                        </a:prstGeom>
+                      </wps:spPr>
+                      <wps:style>
+                        <a:lnRef idx="1">
+                          <a:schemeClr val="dk1"/>
+                        </a:lnRef>
+                        <a:fillRef idx="0">
+                          <a:schemeClr val="dk1"/>
+                        </a:fillRef>
+                        <a:effectRef idx="0">
+                          <a:schemeClr val="dk1"/>
+                        </a:effectRef>
+                        <a:fontRef idx="minor">
+                          <a:schemeClr val="tx1"/>
+                        </a:fontRef>
+                      </wps:style>
+                      <wps:bodyPr/>
+                    </wps:wsp>
+                  </a:graphicData>
+                </a:graphic>
+              </wp:anchor>
+            </w:drawing>
+          </mc:Choice>
+          <mc:Fallback>
+            <w:pict>
+              <v:line w14:anchorId="3A83600A" id="Straight Connector 742355520" o:spid="_x0000_s1026" style="position:absolute;z-index:251662336;visibility:visible;mso-wrap-style:square;mso-wrap-distance-left:9pt;mso-wrap-distance-top:0;mso-wrap-distance-right:9pt;mso-wrap-distance-bottom:0;mso-position-horizontal:absolute;mso-position-horizontal-relative:text;mso-position-vertical:absolute;mso-position-vertical-relative:text" from="117.75pt,6.05pt" to="348.75pt,6.05pt" o:gfxdata="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" strokecolor="black [3200]" strokeweight=".5pt">
+                <v:stroke joinstyle="miter"/>
+              </v:line>
+            </w:pict>
+          </mc:Fallback>
+        </mc:AlternateContent>
+      </w:r>
+    </w:p>
+    <w:p>
+      <w:pPr>
+        <w:shd w:val="clear" w:color="auto" w:fill="FFFFFF" w:themeFill="background1"/>
+        <w:spacing w:after="0" w:line="300" w:lineRule="auto"/>
+        <w:jc w:val="center"/>
+        <w:rPr>
+          <w:b/>
+          <w:color w:val="000000" w:themeColor="text1"/>
+          <w:sz w:val="26"/>
+          <w:szCs w:val="26"/>
+          <w:lang w:val="vi-VN"/>
+        </w:rPr>
+      </w:pPr>
+      <w:r>
+        <w:rPr>
+          <w:b/>
+          <w:color w:val="000000" w:themeColor="text1"/>
+          <w:sz w:val="26"/>
+          <w:szCs w:val="26"/>
+          <w:lang w:val="vi-VN"/>
+        </w:rPr>
+        <w:t xml:space="preserve">GIÁM ĐỐC BỆNH VIỆN PHỤ SẢN TRUNG ƯƠNG </w:t>
+      </w:r>
+    </w:p>
+    <w:p>
+      <w:pPr>
+        <w:shd w:val="clear" w:color="auto" w:fill="FFFFFF" w:themeFill="background1"/>
+        <w:spacing w:after="0" w:line="300" w:lineRule="auto"/>
+        <w:ind w:firstLine="360"/>
+        <w:rPr>
+          <w:color w:val="000000" w:themeColor="text1"/>
+          <w:sz w:val="12"/>
+          <w:szCs w:val="26"/>
+          <w:lang w:val="vi-VN"/>
+        </w:rPr>
+      </w:pPr>
+    </w:p>
+    <w:p>
+      <w:pPr>
+        <w:pStyle w:val="ListParagraph"/>
+        <w:shd w:val="clear" w:color="auto" w:fill="FFFFFF" w:themeFill="background1"/>
+        <w:spacing w:after="0"/>
+        <w:ind w:left="0" w:firstLine="720"/>
+        <w:jc w:val="both"/>
+        <w:rPr>
+          <w:i/>
+          <w:color w:val="000000" w:themeColor="text1"/>
+          <w:sz w:val="26"/>
+          <w:szCs w:val="26"/>
+          <w:lang w:val="vi-VN"/>
+        </w:rPr>
+      </w:pPr>
+      <w:r>
+        <w:rPr>
+          <w:i/>
+          <w:color w:val="000000" w:themeColor="text1"/>
+          <w:sz w:val="26"/>
+          <w:szCs w:val="26"/>
+        </w:rPr>
+        <w:t xml:space="preserve">Căn cứ </w:t>
+      </w:r>
+      <w:r>
+        <w:rPr>
+          <w:i/>
+          <w:color w:val="000000" w:themeColor="text1"/>
+          <w:sz w:val="26"/>
+          <w:szCs w:val="26"/>
+        </w:rPr>
+        <w:t>[[CanCu1]]</w:t>
+      </w:r>
+      <w:r>
+        <w:rPr>
+          <w:i/>
+          <w:color w:val="000000" w:themeColor="text1"/>
+          <w:sz w:val="26"/>
+          <w:szCs w:val="26"/>
+          <w:lang w:val="vi-VN"/>
+        </w:rPr>
+        <w:t>;</w:t>
+      </w:r>
+    </w:p>
+    <w:p>
+      <w:pPr>
+        <w:pStyle w:val="ListParagraph"/>
+        <w:shd w:val="clear" w:color="auto" w:fill="FFFFFF" w:themeFill="background1"/>
+        <w:spacing w:after="0"/>
+        <w:ind w:left="0" w:firstLine="720"/>
+        <w:jc w:val="both"/>
+        <w:rPr>
+          <w:i/>
+          <w:color w:val="000000" w:themeColor="text1"/>
+          <w:sz w:val="26"/>
+          <w:szCs w:val="26"/>
+        </w:rPr>
+      </w:pPr>
+      <w:r>
+        <w:rPr>
+          <w:i/>
+          <w:color w:val="000000" w:themeColor="text1"/>
+          <w:sz w:val="26"/>
+          <w:szCs w:val="26"/>
+        </w:rPr>
+        <w:t xml:space="preserve">Căn cứ </w:t>
+      </w:r>
+      <w:r>
+        <w:rPr>
+          <w:i/>
+          <w:color w:val="000000" w:themeColor="text1"/>
+          <w:sz w:val="26"/>
+          <w:szCs w:val="26"/>
+        </w:rPr>
+        <w:t>[[CanCu2]]</w:t>
+      </w:r>
+    </w:p>
+    <w:p>
+      <w:pPr>
+        <w:pStyle w:val="ListParagraph"/>
+        <w:shd w:val="clear" w:color="auto" w:fill="FFFFFF" w:themeFill="background1"/>
+        <w:spacing w:after="0"/>
+        <w:ind w:left="0" w:firstLine="720"/>
+        <w:jc w:val="both"/>
+        <w:rPr>
+          <w:i/>
+          <w:color w:val="000000" w:themeColor="text1"/>
+          <w:sz w:val="26"/>
+          <w:szCs w:val="26"/>
+        </w:rPr>
+      </w:pPr>
+      <w:r>
+        <w:rPr>
+          <w:i/>
+          <w:color w:val="000000" w:themeColor="text1"/>
+          <w:sz w:val="26"/>
+          <w:szCs w:val="26"/>
+        </w:rPr>
+        <w:t>Theo đề nghị của lãnh đạo Trung tâm Đào tạo và Hợp tác quốc tế.</w:t>
+      </w:r>
+    </w:p>
+    <w:p>
+      <w:pPr>
+        <w:shd w:val="clear" w:color="auto" w:fill="FFFFFF" w:themeFill="background1"/>
+        <w:spacing w:after="0" w:line="300" w:lineRule="auto"/>
+        <w:ind w:firstLine="720"/>
+        <w:jc w:val="both"/>
+        <w:rPr>
+          <w:i/>
+          <w:color w:val="000000" w:themeColor="text1"/>
+          <w:sz w:val="26"/>
+          <w:szCs w:val="26"/>
+          <w:lang w:val="vi-VN"/>
+        </w:rPr>
+      </w:pPr>
+    </w:p>
+    <w:p>
+      <w:pPr>
+        <w:pStyle w:val="ListParagraph"/>
+        <w:shd w:val="clear" w:color="auto" w:fill="FFFFFF" w:themeFill="background1"/>
+        <w:spacing w:after="0" w:line="300" w:lineRule="auto"/>
+        <w:ind w:left="0"/>
+        <w:jc w:val="center"/>
+        <w:rPr>
+          <w:b/>
+          <w:color w:val="000000" w:themeColor="text1"/>
+          <w:sz w:val="26"/>
+          <w:szCs w:val="26"/>
+          <w:lang w:val="vi-VN"/>
+        </w:rPr>
+      </w:pPr>
+      <w:r>
+        <w:rPr>
+          <w:b/>
+          <w:color w:val="000000" w:themeColor="text1"/>
+          <w:sz w:val="26"/>
+          <w:szCs w:val="26"/>
+          <w:lang w:val="vi-VN"/>
+        </w:rPr>
+        <w:t>QUYẾT ĐỊNH:</w:t>
+      </w:r>
+    </w:p>
+    <w:p>
+      <w:pPr>
+        <w:shd w:val="clear" w:color="auto" w:fill="FFFFFF" w:themeFill="background1"/>
+        <w:tabs>
+          <w:tab w:val="left" w:pos="0"/>
+        </w:tabs>
+        <w:spacing w:after="0" w:line="324" w:lineRule="auto"/>
+        <w:ind w:firstLine="567"/>
+        <w:jc w:val="both"/>
+        <w:rPr>
+          <w:color w:val="000000" w:themeColor="text1"/>
+          <w:sz w:val="26"/>
+          <w:szCs w:val="26"/>
+        </w:rPr>
+      </w:pPr>
+      <w:r>
+        <w:rPr>
+          <w:b/>
+          <w:color w:val="000000" w:themeColor="text1"/>
+          <w:sz w:val="26"/>
+          <w:szCs w:val="26"/>
+          <w:lang w:val="vi-VN"/>
+        </w:rPr>
+        <w:t>Điều 1.</w:t>
+      </w:r>
+      <w:r>
+        <w:rPr>
+          <w:color w:val="000000" w:themeColor="text1"/>
+          <w:sz w:val="26"/>
+          <w:szCs w:val="26"/>
+          <w:lang w:val="vi-VN"/>
+        </w:rPr>
+        <w:t xml:space="preserve"> Kết thúc và công nhận kết quả học tập của khóa/lớp: “</w:t>
+      </w:r>
+      <w:r>
+        <w:rPr>
+          <w:color w:val="000000" w:themeColor="text1"/>
+          <w:sz w:val="26"/>
+          <w:szCs w:val="26"/>
+        </w:rPr>
+        <w:t>[[</w:t>
+      </w:r>
+      <w:r>
+        <w:rPr>
+          <w:color w:val="000000" w:themeColor="text1"/>
+          <w:sz w:val="26"/>
+          <w:szCs w:val="26"/>
+        </w:rPr>
+        <w:t>TenLop</w:t>
+      </w:r>
+      <w:r>
+        <w:rPr>
+          <w:color w:val="000000" w:themeColor="text1"/>
+          <w:sz w:val="26"/>
+          <w:szCs w:val="26"/>
+        </w:rPr>
+        <w:t>]]</w:t>
+      </w:r>
+      <w:r>
+        <w:rPr>
+          <w:color w:val="000000" w:themeColor="text1"/>
+          <w:sz w:val="26"/>
+          <w:szCs w:val="26"/>
+          <w:lang w:val="vi-VN"/>
+        </w:rPr>
+        <w:t xml:space="preserve">” </w:t>
+      </w:r>
+      <w:r>
+        <w:rPr>
+          <w:color w:val="000000" w:themeColor="text1"/>
+          <w:sz w:val="26"/>
+          <w:szCs w:val="26"/>
+        </w:rPr>
+        <w:t xml:space="preserve">Trình độ/ mã số (nếu có)  </w:t>
+      </w:r>
+      <w:r>
+        <w:rPr>
+          <w:color w:val="000000" w:themeColor="text1"/>
+          <w:sz w:val="26"/>
+          <w:szCs w:val="26"/>
+        </w:rPr>
+        <w:t>[[</w:t>
+      </w:r>
+      <w:r>
+        <w:rPr>
+          <w:color w:val="000000" w:themeColor="text1"/>
+          <w:sz w:val="26"/>
+          <w:szCs w:val="26"/>
+        </w:rPr>
+        <w:t>TrinhDoDaoTao</w:t>
+      </w:r>
+      <w:r>
+        <w:rPr>
+          <w:color w:val="000000" w:themeColor="text1"/>
+          <w:sz w:val="26"/>
+          <w:szCs w:val="26"/>
+        </w:rPr>
+        <w:t xml:space="preserve">]] </w:t>
+      </w:r>
+      <w:r>
+        <w:rPr>
+          <w:color w:val="000000" w:themeColor="text1"/>
+          <w:sz w:val="26"/>
+          <w:szCs w:val="26"/>
+        </w:rPr>
+        <w:t xml:space="preserve">từ ngày </w:t>
+      </w:r>
+      <w:r>
+        <w:rPr>
+          <w:color w:val="000000" w:themeColor="text1"/>
+          <w:sz w:val="26"/>
+          <w:szCs w:val="26"/>
+        </w:rPr>
+        <w:t>[[</w:t>
+      </w:r>
+      <w:r>
+        <w:rPr>
+          <w:color w:val="000000" w:themeColor="text1"/>
+          <w:sz w:val="26"/>
+          <w:szCs w:val="26"/>
+        </w:rPr>
+        <w:t>NgayKhaiGiang</w:t>
+      </w:r>
+      <w:r>
+        <w:rPr>
+          <w:color w:val="000000" w:themeColor="text1"/>
+          <w:sz w:val="26"/>
+          <w:szCs w:val="26"/>
+        </w:rPr>
+        <w:t xml:space="preserve">]] </w:t>
+      </w:r>
+      <w:r>
+        <w:rPr>
+          <w:color w:val="000000" w:themeColor="text1"/>
+          <w:sz w:val="26"/>
+          <w:szCs w:val="26"/>
+          <w:lang w:val="vi-VN"/>
+        </w:rPr>
+        <w:t>đến</w:t>
+      </w:r>
+      <w:r>
+        <w:rPr>
+          <w:color w:val="000000" w:themeColor="text1"/>
+          <w:sz w:val="26"/>
+          <w:szCs w:val="26"/>
+        </w:rPr>
+        <w:t xml:space="preserve"> ngày</w:t>
+      </w:r>
+      <w:r>
+        <w:rPr>
+          <w:color w:val="000000" w:themeColor="text1"/>
+          <w:sz w:val="26"/>
+          <w:szCs w:val="26"/>
+          <w:lang w:val="vi-VN"/>
+        </w:rPr>
+        <w:t xml:space="preserve"> </w:t>
+      </w:r>
+      <w:r>
+        <w:rPr>
+          <w:color w:val="000000" w:themeColor="text1"/>
+          <w:sz w:val="26"/>
+          <w:szCs w:val="26"/>
+        </w:rPr>
+        <w:t>[[</w:t>
+      </w:r>
+      <w:r>
+        <w:rPr>
+          <w:color w:val="000000" w:themeColor="text1"/>
+          <w:sz w:val="26"/>
+          <w:szCs w:val="26"/>
+        </w:rPr>
+        <w:t>NgayKetThuc</w:t>
+      </w:r>
+      <w:r>
+        <w:rPr>
+          <w:color w:val="000000" w:themeColor="text1"/>
+          <w:sz w:val="26"/>
+          <w:szCs w:val="26"/>
+        </w:rPr>
+        <w:t>]]</w:t>
+      </w:r>
+      <w:r>
+        <w:rPr>
+          <w:color w:val="000000" w:themeColor="text1"/>
+          <w:sz w:val="26"/>
+          <w:szCs w:val="26"/>
+        </w:rPr>
+        <w:t xml:space="preserve">dành cho đối tượng là: </w:t>
+      </w:r>
+      <w:r>
+        <w:rPr>
+          <w:color w:val="000000" w:themeColor="text1"/>
+          <w:sz w:val="26"/>
+          <w:szCs w:val="26"/>
+        </w:rPr>
+        <w:t>[[</w:t>
+      </w:r>
+      <w:r>
+        <w:rPr>
+          <w:color w:val="000000" w:themeColor="text1"/>
+          <w:sz w:val="26"/>
+          <w:szCs w:val="26"/>
+        </w:rPr>
+        <w:t>DoiTuongPhuLuc</w:t>
+      </w:r>
+      <w:r>
+        <w:rPr>
+          <w:color w:val="000000" w:themeColor="text1"/>
+          <w:sz w:val="26"/>
+          <w:szCs w:val="26"/>
+        </w:rPr>
+        <w:t>]]</w:t>
+      </w:r>
+      <w:r>
+        <w:rPr>
+          <w:color w:val="000000" w:themeColor="text1"/>
+          <w:sz w:val="26"/>
+          <w:szCs w:val="26"/>
+          <w:lang w:val="vi-VN"/>
+        </w:rPr>
+        <w:t>(</w:t>
+      </w:r>
+      <w:r>
+        <w:rPr>
+          <w:color w:val="000000" w:themeColor="text1"/>
+          <w:sz w:val="26"/>
+          <w:szCs w:val="26"/>
+        </w:rPr>
+        <w:t>theo danh sách tại phụ lục gửi kèm). K</w:t>
+      </w:r>
+      <w:r>
+        <w:rPr>
+          <w:color w:val="000000" w:themeColor="text1"/>
+          <w:sz w:val="26"/>
+          <w:szCs w:val="26"/>
+          <w:lang w:val="vi-VN"/>
+        </w:rPr>
+        <w:t>inh phí tổ chức</w:t>
+      </w:r>
+      <w:r>
+        <w:rPr>
+          <w:color w:val="000000" w:themeColor="text1"/>
+          <w:sz w:val="26"/>
+          <w:szCs w:val="26"/>
+        </w:rPr>
+        <w:t xml:space="preserve"> lấy từ nguồn</w:t>
+      </w:r>
+      <w:r>
+        <w:rPr>
+          <w:color w:val="000000" w:themeColor="text1"/>
+          <w:sz w:val="26"/>
+          <w:szCs w:val="26"/>
+          <w:lang w:val="vi-VN"/>
+        </w:rPr>
+        <w:t xml:space="preserve"> </w:t>
+      </w:r>
+      <w:r>
+        <w:rPr>
+          <w:color w:val="000000" w:themeColor="text1"/>
+          <w:sz w:val="26"/>
+          <w:szCs w:val="26"/>
+        </w:rPr>
+        <w:t>[[</w:t>
+      </w:r>
+      <w:r>
+        <w:rPr>
+          <w:color w:val="000000" w:themeColor="text1"/>
+          <w:sz w:val="26"/>
+          <w:szCs w:val="26"/>
+        </w:rPr>
+        <w:t>NguonHocPhi</w:t>
+      </w:r>
+      <w:r>
+        <w:rPr>
+          <w:color w:val="000000" w:themeColor="text1"/>
+          <w:sz w:val="26"/>
+          <w:szCs w:val="26"/>
+        </w:rPr>
+        <w:t>]]</w:t>
+      </w:r>
+    </w:p>
+    <w:p>
+      <w:pPr>
+        <w:shd w:val="clear" w:color="auto" w:fill="FFFFFF" w:themeFill="background1"/>
+        <w:tabs>
+          <w:tab w:val="left" w:pos="0"/>
+        </w:tabs>
+        <w:spacing w:after="0" w:line="324" w:lineRule="auto"/>
+        <w:ind w:firstLine="567"/>
+        <w:jc w:val="both"/>
+        <w:rPr>
+          <w:color w:val="000000" w:themeColor="text1"/>
+          <w:sz w:val="26"/>
+          <w:szCs w:val="26"/>
+        </w:rPr>
+      </w:pPr>
+      <w:r>
+        <w:rPr>
+          <w:b/>
+          <w:color w:val="000000" w:themeColor="text1"/>
+          <w:sz w:val="26"/>
+          <w:szCs w:val="26"/>
+          <w:lang w:val="vi-VN"/>
+        </w:rPr>
+        <w:t>Điều 2</w:t>
+      </w:r>
+      <w:r>
+        <w:rPr>
+          <w:b/>
+          <w:color w:val="000000" w:themeColor="text1"/>
+          <w:sz w:val="26"/>
+          <w:szCs w:val="26"/>
+        </w:rPr>
+        <w:t>.</w:t>
+      </w:r>
+      <w:r>
+        <w:rPr>
+          <w:color w:val="000000" w:themeColor="text1"/>
+          <w:sz w:val="26"/>
+          <w:szCs w:val="26"/>
+          <w:lang w:val="vi-VN"/>
+        </w:rPr>
+        <w:t xml:space="preserve"> </w:t>
+      </w:r>
+      <w:r>
+        <w:rPr>
+          <w:color w:val="000000" w:themeColor="text1"/>
+          <w:sz w:val="26"/>
+          <w:szCs w:val="26"/>
+        </w:rPr>
+        <w:t xml:space="preserve">Các học viên có tên trong danh sách đủ điều kiện tốt nghiệp và được cấp giấy chứng chỉ/ chứng nhận theo mã B10 của bệnh viện Phụ sản Trung ương. </w:t>
+      </w:r>
+    </w:p>
+    <w:p>
+      <w:pPr>
+        <w:shd w:val="clear" w:color="auto" w:fill="FFFFFF" w:themeFill="background1"/>
+        <w:tabs>
+          <w:tab w:val="left" w:pos="0"/>
+        </w:tabs>
+        <w:spacing w:after="0" w:line="324" w:lineRule="auto"/>
+        <w:ind w:firstLine="567"/>
+        <w:jc w:val="both"/>
+        <w:rPr>
+          <w:color w:val="000000" w:themeColor="text1"/>
+          <w:sz w:val="26"/>
+          <w:szCs w:val="26"/>
+          <w:lang w:val="vi-VN"/>
+        </w:rPr>
+      </w:pPr>
+      <w:r>
+        <w:rPr>
+          <w:b/>
+          <w:bCs/>
+          <w:color w:val="000000" w:themeColor="text1"/>
+          <w:sz w:val="26"/>
+          <w:szCs w:val="26"/>
+        </w:rPr>
+        <w:t>Điều 3</w:t>
+      </w:r>
+      <w:r>
+        <w:rPr>
+          <w:color w:val="000000" w:themeColor="text1"/>
+          <w:sz w:val="26"/>
+          <w:szCs w:val="26"/>
+        </w:rPr>
+        <w:t>. Các ông/bà là l</w:t>
+      </w:r>
+      <w:r>
+        <w:rPr>
+          <w:color w:val="000000" w:themeColor="text1"/>
+          <w:sz w:val="26"/>
+          <w:szCs w:val="26"/>
+          <w:lang w:val="vi-VN"/>
+        </w:rPr>
+        <w:t>ãnh đạo TT Đào tạo &amp; HTQT</w:t>
+      </w:r>
+      <w:r>
+        <w:rPr>
+          <w:color w:val="000000" w:themeColor="text1"/>
+          <w:sz w:val="26"/>
+          <w:szCs w:val="26"/>
+        </w:rPr>
+        <w:t>, và c</w:t>
+      </w:r>
+      <w:r>
+        <w:rPr>
+          <w:color w:val="000000" w:themeColor="text1"/>
+          <w:sz w:val="26"/>
+          <w:szCs w:val="26"/>
+          <w:lang w:val="vi-VN"/>
+        </w:rPr>
+        <w:t>ác Ông/Bà có tên trong danh sách chịu trách nhiệm thi hành quyết định này.</w:t>
+      </w:r>
+      <w:r>
+        <w:rPr>
+          <w:color w:val="000000" w:themeColor="text1"/>
+          <w:sz w:val="26"/>
+          <w:szCs w:val="26"/>
+        </w:rPr>
+        <w:t xml:space="preserve"> </w:t>
+      </w:r>
+      <w:r>
+        <w:rPr>
+          <w:color w:val="000000" w:themeColor="text1"/>
+          <w:sz w:val="26"/>
+          <w:szCs w:val="26"/>
+          <w:lang w:val="vi-VN"/>
+        </w:rPr>
+        <w:t>Quyết định này có hiệu lực kể từ ngày ký./.</w:t>
+      </w:r>
+    </w:p>
+    <w:p>
+      <w:pPr>
+        <w:shd w:val="clear" w:color="auto" w:fill="FFFFFF" w:themeFill="background1"/>
+        <w:spacing w:after="0" w:line="300" w:lineRule="auto"/>
+        <w:ind w:right="-43" w:firstLine="720"/>
+        <w:jc w:val="both"/>
+        <w:rPr>
+          <w:color w:val="000000" w:themeColor="text1"/>
+          <w:sz w:val="26"/>
+          <w:szCs w:val="26"/>
+          <w:lang w:val="vi-VN"/>
+        </w:rPr>
+      </w:pPr>
+    </w:p>
+    <w:tbl>
+      <w:tblPr>
+        <w:tblW w:w="9923" w:type="dxa"/>
+        <w:tblInd w:w="-34" w:type="dxa"/>
+        <w:tblLook w:val="04A0" w:firstRow="1" w:lastRow="0" w:firstColumn="1" w:lastColumn="0" w:noHBand="0" w:noVBand="1"/>
+      </w:tblPr>
+      <w:tblGrid>
+        <w:gridCol w:w="4678"/>
+        <w:gridCol w:w="5245"/>
+      </w:tblGrid>
+      <w:tr>
+        <w:trPr>
+          <w:trHeight w:val="1280"/>
+        </w:trPr>
+        <w:tc>
+          <w:tcPr>
+            <w:tcW w:w="4678" w:type="dxa"/>
+          </w:tcPr>
+          <w:p>
+            <w:pPr>
+              <w:shd w:val="clear" w:color="auto" w:fill="FFFFFF" w:themeFill="background1"/>
+              <w:spacing w:after="0" w:line="300" w:lineRule="auto"/>
+              <w:rPr>
+                <w:b/>
+                <w:i/>
+                <w:color w:val="000000" w:themeColor="text1"/>
+                <w:lang w:val="vi-VN"/>
+              </w:rPr>
+            </w:pPr>
+            <w:r>
+              <w:rPr>
+                <w:b/>
+                <w:i/>
+                <w:color w:val="000000" w:themeColor="text1"/>
+                <w:lang w:val="vi-VN"/>
+              </w:rPr>
+              <w:t xml:space="preserve">Nơi nhận: </w:t>
+            </w:r>
+          </w:p>
+          <w:p>
+            <w:pPr>
+              <w:shd w:val="clear" w:color="auto" w:fill="FFFFFF" w:themeFill="background1"/>
+              <w:spacing w:after="0" w:line="300" w:lineRule="auto"/>
+              <w:rPr>
+                <w:color w:val="000000" w:themeColor="text1"/>
+                <w:lang w:val="vi-VN"/>
+              </w:rPr>
+            </w:pPr>
+            <w:r>
+              <w:rPr>
+                <w:color w:val="000000" w:themeColor="text1"/>
+                <w:sz w:val="22"/>
+                <w:lang w:val="vi-VN"/>
+              </w:rPr>
+              <w:t>- Như Điều 3;</w:t>
+            </w:r>
+          </w:p>
+          <w:p>
+            <w:pPr>
+              <w:shd w:val="clear" w:color="auto" w:fill="FFFFFF" w:themeFill="background1"/>
+              <w:spacing w:after="0" w:line="300" w:lineRule="auto"/>
+              <w:rPr>
+                <w:color w:val="000000" w:themeColor="text1"/>
+                <w:sz w:val="26"/>
+                <w:szCs w:val="26"/>
+                <w:lang w:val="vi-VN"/>
+              </w:rPr>
+            </w:pPr>
+            <w:r>
+              <w:rPr>
+                <w:color w:val="000000" w:themeColor="text1"/>
+                <w:sz w:val="22"/>
+                <w:lang w:val="vi-VN"/>
+              </w:rPr>
+              <w:t>- Lưu: VT, TTĐT&amp;HTQT.</w:t>
+            </w:r>
+          </w:p>
+          <w:p>
+            <w:pPr>
+              <w:shd w:val="clear" w:color="auto" w:fill="FFFFFF" w:themeFill="background1"/>
+              <w:spacing w:after="0" w:line="300" w:lineRule="auto"/>
+              <w:rPr>
+                <w:color w:val="000000" w:themeColor="text1"/>
+                <w:sz w:val="26"/>
+                <w:szCs w:val="26"/>
+              </w:rPr>
+            </w:pPr>
+          </w:p>
+        </w:tc>
+        <w:tc>
+          <w:tcPr>
+            <w:tcW w:w="5245" w:type="dxa"/>
+          </w:tcPr>
+          <w:p>
+            <w:pPr>
+              <w:shd w:val="clear" w:color="auto" w:fill="FFFFFF" w:themeFill="background1"/>
+              <w:spacing w:after="0" w:line="300" w:lineRule="auto"/>
+              <w:jc w:val="center"/>
+              <w:rPr>
+                <w:b/>
+                <w:color w:val="000000" w:themeColor="text1"/>
+                <w:sz w:val="26"/>
+                <w:szCs w:val="26"/>
+              </w:rPr>
+            </w:pPr>
+            <w:r>
+              <w:rPr>
+                <w:b/>
+                <w:color w:val="000000" w:themeColor="text1"/>
+                <w:sz w:val="26"/>
+                <w:szCs w:val="26"/>
+              </w:rPr>
+              <w:t>GIÁM ĐỐC</w:t>
+            </w:r>
+          </w:p>
+          <w:p>
+            <w:pPr>
+              <w:shd w:val="clear" w:color="auto" w:fill="FFFFFF" w:themeFill="background1"/>
+              <w:spacing w:after="0" w:line="300" w:lineRule="auto"/>
+              <w:jc w:val="center"/>
+              <w:rPr>
+                <w:b/>
+                <w:color w:val="000000" w:themeColor="text1"/>
+                <w:sz w:val="26"/>
+                <w:szCs w:val="26"/>
+              </w:rPr>
+            </w:pPr>
+          </w:p>
+          <w:p>
+            <w:pPr>
+              <w:shd w:val="clear" w:color="auto" w:fill="FFFFFF" w:themeFill="background1"/>
+              <w:spacing w:after="0" w:line="300" w:lineRule="auto"/>
+              <w:jc w:val="center"/>
+              <w:rPr>
+                <w:b/>
+                <w:color w:val="000000" w:themeColor="text1"/>
+                <w:sz w:val="26"/>
+                <w:szCs w:val="26"/>
+              </w:rPr>
+            </w:pPr>
+          </w:p>
+          <w:p>
+            <w:pPr>
+              <w:shd w:val="clear" w:color="auto" w:fill="FFFFFF" w:themeFill="background1"/>
+              <w:spacing w:after="0" w:line="300" w:lineRule="auto"/>
+              <w:jc w:val="center"/>
+              <w:rPr>
+                <w:b/>
+                <w:color w:val="000000" w:themeColor="text1"/>
+                <w:sz w:val="26"/>
+                <w:szCs w:val="26"/>
+              </w:rPr>
+            </w:pPr>
+          </w:p>
+        </w:tc>
+      </w:tr>
+    </w:tbl>
+    <w:p>
+      <w:pPr>
+        <w:shd w:val="clear" w:color="auto" w:fill="FFFFFF" w:themeFill="background1"/>
+        <w:spacing w:after="0"/>
+        <w:rPr>
+          <w:b/>
+          <w:color w:val="000000" w:themeColor="text1"/>
+          <w:sz w:val="26"/>
+          <w:szCs w:val="26"/>
+        </w:rPr>
+      </w:pPr>
+    </w:p>
     <w:sectPr>
       <w:pgSz w:w="11907" w:h="16840" w:code="9"/>
       <w:pgMar w:top="1134" w:right="1134" w:bottom="1134" w:left="1701" w:header="720" w:footer="720" w:gutter="0"/>
@@ -14,7 +1424,7 @@
 </file>
 
 <file path=word/styles.xml><?xml version="1.0" encoding="utf-8"?>
-<w:styles xmlns:mc="http://schemas.openxmlformats.org/markup-compatibility/2006" xmlns:r="http://schemas.openxmlformats.org/officeDocument/2006/relationships" xmlns:w="http://schemas.openxmlformats.org/wordprocessingml/2006/main" xmlns:w14="http://schemas.microsoft.com/office/word/2010/wordml" xmlns:w15="http://schemas.microsoft.com/office/word/2012/wordml" xmlns:w16cex="http://schemas.microsoft.com/office/word/2018/wordml/cex" xmlns:w16cid="http://schemas.microsoft.com/office/word/2016/wordml/cid" xmlns:w16="http://schemas.microsoft.com/office/word/2018/wordml" xmlns:w16sdtdh="http://schemas.microsoft.com/office/word/2020/wordml/sdtdatahash" xmlns:w16se="http://schemas.microsoft.com/office/word/2015/wordml/symex" mc:Ignorable="w14 w15 w16se w16cid w16 w16cex w16sdtdh">
+<w:styles xmlns:mc="http://schemas.openxmlformats.org/markup-compatibility/2006" xmlns:r="http://schemas.openxmlformats.org/officeDocument/2006/relationships" xmlns:w="http://schemas.openxmlformats.org/wordprocessingml/2006/main" xmlns:w14="http://schemas.microsoft.com/office/word/2010/wordml" xmlns:w15="http://schemas.microsoft.com/office/word/2012/wordml" xmlns:w16cex="http://schemas.microsoft.com/office/word/2018/wordml/cex" xmlns:w16cid="http://schemas.microsoft.com/office/word/2016/wordml/cid" xmlns:w16="http://schemas.microsoft.com/office/word/2018/wordml" xmlns:w16du="http://schemas.microsoft.com/office/word/2023/wordml/word16du" xmlns:w16sdtdh="http://schemas.microsoft.com/office/word/2020/wordml/sdtdatahash" xmlns:w16sdtfl="http://schemas.microsoft.com/office/word/2024/wordml/sdtformatlock" xmlns:w16se="http://schemas.microsoft.com/office/word/2015/wordml/symex" mc:Ignorable="w14 w15 w16se w16cid w16 w16cex w16sdtdh w16sdtfl w16du">
   <w:docDefaults>
     <w:rPrDefault>
       <w:rPr>
@@ -860,7 +2270,9 @@
   </w:style>
   <w:style w:type="paragraph" w:styleId="ListParagraph">
     <w:name w:val="List Paragraph"/>
+    <w:aliases w:val="bullet 1,bullet,List Paragraph11,List Paragraph2,Pictures"/>
     <w:basedOn w:val="Normal"/>
+    <w:link w:val="ListParagraphChar"/>
     <w:uiPriority w:val="34"/>
     <w:qFormat/>
     <w:rsid w:val="00C60E8A"/>
@@ -929,6 +2341,14 @@
       <w:color w:val="0F4761" w:themeColor="accent1" w:themeShade="BF"/>
       <w:spacing w:val="5"/>
     </w:rPr>
+  </w:style>
+  <w:style w:type="character" w:customStyle="1" w:styleId="ListParagraphChar">
+    <w:name w:val="List Paragraph Char"/>
+    <w:aliases w:val="bullet 1 Char,bullet Char,List Paragraph11 Char,List Paragraph2 Char,Pictures Char"/>
+    <w:basedOn w:val="DefaultParagraphFont"/>
+    <w:link w:val="ListParagraph"/>
+    <w:uiPriority w:val="34"/>
+    <w:rsid w:val="00F7775B"/>
   </w:style>
 </w:styles>
 </file>

--- a/QTQLĐT&HTQT03/QTQLĐT&HTQT03BM28.docx
+++ b/QTQLĐT&HTQT03/QTQLĐT&HTQT03BM28.docx
@@ -495,7 +495,25 @@
           <w:sz w:val="26"/>
           <w:szCs w:val="26"/>
         </w:rPr>
-        <w:t xml:space="preserve">[[]] </w:t>
+        <w:t>[[</w:t>
+      </w:r>
+      <w:r>
+        <w:rPr>
+          <w:b/>
+          <w:color w:val="000000" w:themeColor="text1"/>
+          <w:sz w:val="26"/>
+          <w:szCs w:val="26"/>
+        </w:rPr>
+        <w:t>MaKhoaHoc</w:t>
+      </w:r>
+      <w:r>
+        <w:rPr>
+          <w:b/>
+          <w:color w:val="000000" w:themeColor="text1"/>
+          <w:sz w:val="26"/>
+          <w:szCs w:val="26"/>
+        </w:rPr>
+        <w:t xml:space="preserve">]] </w:t>
       </w:r>
       <w:r>
         <w:rPr>
@@ -514,7 +532,25 @@
           <w:sz w:val="26"/>
           <w:szCs w:val="26"/>
         </w:rPr>
-        <w:t xml:space="preserve"> [[]]</w:t>
+        <w:t xml:space="preserve"> [[</w:t>
+      </w:r>
+      <w:r>
+        <w:rPr>
+          <w:b/>
+          <w:color w:val="000000" w:themeColor="text1"/>
+          <w:sz w:val="26"/>
+          <w:szCs w:val="26"/>
+        </w:rPr>
+        <w:t>TenKhoaHoc</w:t>
+      </w:r>
+      <w:r>
+        <w:rPr>
+          <w:b/>
+          <w:color w:val="000000" w:themeColor="text1"/>
+          <w:sz w:val="26"/>
+          <w:szCs w:val="26"/>
+        </w:rPr>
+        <w:t>]]</w:t>
       </w:r>
       <w:r>
         <w:rPr>
@@ -557,7 +593,25 @@
           <w:sz w:val="26"/>
           <w:szCs w:val="26"/>
         </w:rPr>
-        <w:t>[[]]</w:t>
+        <w:t>[[</w:t>
+      </w:r>
+      <w:r>
+        <w:rPr>
+          <w:b/>
+          <w:color w:val="000000" w:themeColor="text1"/>
+          <w:sz w:val="26"/>
+          <w:szCs w:val="26"/>
+        </w:rPr>
+        <w:t>MaSo</w:t>
+      </w:r>
+      <w:r>
+        <w:rPr>
+          <w:b/>
+          <w:color w:val="000000" w:themeColor="text1"/>
+          <w:sz w:val="26"/>
+          <w:szCs w:val="26"/>
+        </w:rPr>
+        <w:t>]]</w:t>
       </w:r>
     </w:p>
     <w:p>
@@ -1022,7 +1076,7 @@
           <w:sz w:val="26"/>
           <w:szCs w:val="26"/>
         </w:rPr>
-        <w:t>DoiTuongPhuLuc</w:t>
+        <w:t>DoiTuongLopHoc</w:t>
       </w:r>
       <w:r>
         <w:rPr>
@@ -2026,7 +2080,6 @@
   <w:style w:type="character" w:default="1" w:styleId="DefaultParagraphFont">
     <w:name w:val="Default Paragraph Font"/>
     <w:uiPriority w:val="1"/>
-    <w:semiHidden/>
     <w:unhideWhenUsed/>
   </w:style>
   <w:style w:type="table" w:default="1" w:styleId="TableNormal">
